--- a/CreditReportSpace/templates/credit_report_blank.docx
+++ b/CreditReportSpace/templates/credit_report_blank.docx
@@ -1919,41 +1919,35 @@
         <w:rPr>
           <w:lang w:eastAsia="zh-TW"/>
         </w:rPr>
-        <w:t>說明</w:t>
       </w:r>
       <w:r>
         <w:rPr>
           <w:lang w:eastAsia="zh-TW"/>
         </w:rPr>
-        <w:t>:</w:t>
       </w:r>
       <w:proofErr w:type="gramStart"/>
       <w:r>
         <w:rPr>
           <w:lang w:eastAsia="zh-TW"/>
         </w:rPr>
-        <w:t>申戶首次</w:t>
       </w:r>
       <w:proofErr w:type="gramEnd"/>
       <w:r>
         <w:rPr>
           <w:lang w:eastAsia="zh-TW"/>
         </w:rPr>
-        <w:t>與合</w:t>
       </w:r>
       <w:proofErr w:type="gramStart"/>
       <w:r>
         <w:rPr>
           <w:lang w:eastAsia="zh-TW"/>
         </w:rPr>
-        <w:t>迪</w:t>
       </w:r>
       <w:proofErr w:type="gramEnd"/>
       <w:r>
         <w:rPr>
           <w:lang w:eastAsia="zh-TW"/>
         </w:rPr>
-        <w:t>往來</w:t>
       </w:r>
     </w:p>
     <w:p>
@@ -5380,55 +5374,47 @@
         <w:rPr>
           <w:lang w:eastAsia="zh-TW"/>
         </w:rPr>
-        <w:t>1.</w:t>
       </w:r>
       <w:r>
         <w:rPr>
           <w:lang w:eastAsia="zh-TW"/>
         </w:rPr>
-        <w:t xml:space="preserve">　資料來源：</w:t>
       </w:r>
       <w:proofErr w:type="gramStart"/>
       <w:r>
         <w:rPr>
           <w:lang w:eastAsia="zh-TW"/>
         </w:rPr>
-        <w:t>申戶提供</w:t>
       </w:r>
       <w:proofErr w:type="gramEnd"/>
       <w:r>
         <w:rPr>
           <w:lang w:eastAsia="zh-TW"/>
         </w:rPr>
-        <w:t xml:space="preserve"> 2023~2024 </w:t>
       </w:r>
       <w:proofErr w:type="gramStart"/>
       <w:r>
         <w:rPr>
           <w:lang w:eastAsia="zh-TW"/>
         </w:rPr>
-        <w:t>年稅簽</w:t>
       </w:r>
       <w:proofErr w:type="gramEnd"/>
       <w:r>
         <w:rPr>
           <w:lang w:eastAsia="zh-TW"/>
         </w:rPr>
-        <w:t xml:space="preserve">, 2025 </w:t>
       </w:r>
       <w:proofErr w:type="gramStart"/>
       <w:r>
         <w:rPr>
           <w:lang w:eastAsia="zh-TW"/>
         </w:rPr>
-        <w:t>暫結</w:t>
       </w:r>
       <w:proofErr w:type="gramEnd"/>
       <w:r>
         <w:rPr>
           <w:lang w:eastAsia="zh-TW"/>
         </w:rPr>
-        <w:t>。</w:t>
       </w:r>
     </w:p>
     <w:p>
@@ -8087,41 +8073,35 @@
         <w:rPr>
           <w:lang w:eastAsia="zh-TW"/>
         </w:rPr>
-        <w:t>說明</w:t>
       </w:r>
       <w:r>
         <w:rPr>
           <w:lang w:eastAsia="zh-TW"/>
         </w:rPr>
-        <w:t>:</w:t>
       </w:r>
       <w:proofErr w:type="gramStart"/>
       <w:r>
         <w:rPr>
           <w:lang w:eastAsia="zh-TW"/>
         </w:rPr>
-        <w:t>申戶發票均需開足</w:t>
       </w:r>
       <w:proofErr w:type="gramEnd"/>
       <w:r>
         <w:rPr>
           <w:lang w:eastAsia="zh-TW"/>
         </w:rPr>
-        <w:t>，故實際營收與</w:t>
       </w:r>
       <w:proofErr w:type="gramStart"/>
       <w:r>
         <w:rPr>
           <w:lang w:eastAsia="zh-TW"/>
         </w:rPr>
-        <w:t>帳面</w:t>
       </w:r>
       <w:proofErr w:type="gramEnd"/>
       <w:r>
         <w:rPr>
           <w:lang w:eastAsia="zh-TW"/>
         </w:rPr>
-        <w:t>營收相當。</w:t>
       </w:r>
     </w:p>
     <w:p>
@@ -12999,27 +12979,23 @@
         <w:rPr>
           <w:lang w:eastAsia="zh-TW"/>
         </w:rPr>
-        <w:t>說明</w:t>
       </w:r>
       <w:r>
         <w:rPr>
           <w:lang w:eastAsia="zh-TW"/>
         </w:rPr>
-        <w:t>:</w:t>
       </w:r>
       <w:proofErr w:type="gramStart"/>
       <w:r>
         <w:rPr>
           <w:lang w:eastAsia="zh-TW"/>
         </w:rPr>
-        <w:t>評估申戶損益</w:t>
       </w:r>
       <w:proofErr w:type="gramEnd"/>
       <w:r>
         <w:rPr>
           <w:lang w:eastAsia="zh-TW"/>
         </w:rPr>
-        <w:t>約當</w:t>
       </w:r>
     </w:p>
     <w:p>
